--- a/data/poems/poems_english/poezija i proza na engleskom/Life Before Us.docx
+++ b/data/poems/poems_english/poezija i proza na engleskom/Life Before Us.docx
@@ -1,6 +1,6 @@
 
 <file path=word/document.xml><?xml version="1.0" encoding="utf-8"?>
-<w:document xmlns:wpc="http://schemas.microsoft.com/office/word/2010/wordprocessingCanvas" xmlns:cx="http://schemas.microsoft.com/office/drawing/2014/chartex" xmlns:cx1="http://schemas.microsoft.com/office/drawing/2015/9/8/chartex" xmlns:cx2="http://schemas.microsoft.com/office/drawing/2015/10/21/chartex" xmlns:cx3="http://schemas.microsoft.com/office/drawing/2016/5/9/chartex" xmlns:cx4="http://schemas.microsoft.com/office/drawing/2016/5/10/chartex" xmlns:cx5="http://schemas.microsoft.com/office/drawing/2016/5/11/chartex" xmlns:cx6="http://schemas.microsoft.com/office/drawing/2016/5/12/chartex" xmlns:cx7="http://schemas.microsoft.com/office/drawing/2016/5/13/chartex" xmlns:cx8="http://schemas.microsoft.com/office/drawing/2016/5/14/chartex" xmlns:mc="http://schemas.openxmlformats.org/markup-compatibility/2006" xmlns:aink="http://schemas.microsoft.com/office/drawing/2016/ink" xmlns:am3d="http://schemas.microsoft.com/office/drawing/2017/model3d" xmlns:o="urn:schemas-microsoft-com:office:office" xmlns:r="http://schemas.openxmlformats.org/officeDocument/2006/relationships" xmlns:m="http://schemas.openxmlformats.org/officeDocument/2006/math" xmlns:v="urn:schemas-microsoft-com:vml" xmlns:wp14="http://schemas.microsoft.com/office/word/2010/wordprocessingDrawing" xmlns:wp="http://schemas.openxmlformats.org/drawingml/2006/wordprocessingDrawing" xmlns:w10="urn:schemas-microsoft-com:office:word" xmlns:w="http://schemas.openxmlformats.org/wordprocessingml/2006/main" xmlns:w14="http://schemas.microsoft.com/office/word/2010/wordml" xmlns:w15="http://schemas.microsoft.com/office/word/2012/wordml" xmlns:w16cid="http://schemas.microsoft.com/office/word/2016/wordml/cid" xmlns:w16se="http://schemas.microsoft.com/office/word/2015/wordml/symex" xmlns:wpg="http://schemas.microsoft.com/office/word/2010/wordprocessingGroup" xmlns:wpi="http://schemas.microsoft.com/office/word/2010/wordprocessingInk" xmlns:wne="http://schemas.microsoft.com/office/word/2006/wordml" xmlns:wps="http://schemas.microsoft.com/office/word/2010/wordprocessingShape" mc:Ignorable="w14 w15 w16se w16cid wp14">
+<w:document xmlns:wpc="http://schemas.microsoft.com/office/word/2010/wordprocessingCanvas" xmlns:cx="http://schemas.microsoft.com/office/drawing/2014/chartex" xmlns:cx1="http://schemas.microsoft.com/office/drawing/2015/9/8/chartex" xmlns:cx2="http://schemas.microsoft.com/office/drawing/2015/10/21/chartex" xmlns:cx3="http://schemas.microsoft.com/office/drawing/2016/5/9/chartex" xmlns:cx4="http://schemas.microsoft.com/office/drawing/2016/5/10/chartex" xmlns:cx5="http://schemas.microsoft.com/office/drawing/2016/5/11/chartex" xmlns:cx6="http://schemas.microsoft.com/office/drawing/2016/5/12/chartex" xmlns:cx7="http://schemas.microsoft.com/office/drawing/2016/5/13/chartex" xmlns:cx8="http://schemas.microsoft.com/office/drawing/2016/5/14/chartex" xmlns:mc="http://schemas.openxmlformats.org/markup-compatibility/2006" xmlns:aink="http://schemas.microsoft.com/office/drawing/2016/ink" xmlns:am3d="http://schemas.microsoft.com/office/drawing/2017/model3d" xmlns:o="urn:schemas-microsoft-com:office:office" xmlns:oel="http://schemas.microsoft.com/office/2019/extlst" xmlns:r="http://schemas.openxmlformats.org/officeDocument/2006/relationships" xmlns:m="http://schemas.openxmlformats.org/officeDocument/2006/math" xmlns:v="urn:schemas-microsoft-com:vml" xmlns:wp14="http://schemas.microsoft.com/office/word/2010/wordprocessingDrawing" xmlns:wp="http://schemas.openxmlformats.org/drawingml/2006/wordprocessingDrawing" xmlns:w10="urn:schemas-microsoft-com:office:word" xmlns:w="http://schemas.openxmlformats.org/wordprocessingml/2006/main" xmlns:w14="http://schemas.microsoft.com/office/word/2010/wordml" xmlns:w15="http://schemas.microsoft.com/office/word/2012/wordml" xmlns:w16cex="http://schemas.microsoft.com/office/word/2018/wordml/cex" xmlns:w16cid="http://schemas.microsoft.com/office/word/2016/wordml/cid" xmlns:w16="http://schemas.microsoft.com/office/word/2018/wordml" xmlns:w16du="http://schemas.microsoft.com/office/word/2023/wordml/word16du" xmlns:w16sdtdh="http://schemas.microsoft.com/office/word/2020/wordml/sdtdatahash" xmlns:w16sdtfl="http://schemas.microsoft.com/office/word/2024/wordml/sdtformatlock" xmlns:w16se="http://schemas.microsoft.com/office/word/2015/wordml/symex" xmlns:wpg="http://schemas.microsoft.com/office/word/2010/wordprocessingGroup" xmlns:wpi="http://schemas.microsoft.com/office/word/2010/wordprocessingInk" xmlns:wne="http://schemas.microsoft.com/office/word/2006/wordml" xmlns:wps="http://schemas.microsoft.com/office/word/2010/wordprocessingShape" mc:Ignorable="w14 w15 w16se w16cid w16 w16cex w16sdtdh w16sdtfl w16du wp14">
   <w:body>
     <w:p>
       <w:pPr>
@@ -45,7 +45,7 @@
           <w:sz w:val="24"/>
           <w:lang w:val="en-US"/>
         </w:rPr>
-        <w:t>the woman on the photograph that isn't my mom</w:t>
+        <w:t>the woman in the photograph who isn't my mom</w:t>
       </w:r>
     </w:p>
     <w:p>
@@ -79,71 +79,41 @@
           <w:sz w:val="24"/>
           <w:lang w:val="en-US"/>
         </w:rPr>
-        <w:t>it was my first</w:t>
-      </w:r>
-      <w:bookmarkStart w:id="0" w:name="_GoBack"/>
-      <w:bookmarkEnd w:id="0"/>
-      <w:r>
-        <w:rPr>
-          <w:sz w:val="24"/>
-          <w:lang w:val="en-US"/>
-        </w:rPr>
-        <w:t xml:space="preserve"> evidence that before us</w:t>
-      </w:r>
-    </w:p>
-    <w:p>
-      <w:pPr>
-        <w:spacing w:line="240" w:lineRule="auto"/>
-        <w:contextualSpacing/>
-        <w:rPr>
-          <w:sz w:val="24"/>
-          <w:lang w:val="en-US"/>
-        </w:rPr>
-      </w:pPr>
-      <w:r>
-        <w:rPr>
-          <w:sz w:val="24"/>
-          <w:lang w:val="en-US"/>
-        </w:rPr>
-        <w:t>nevertheless, there was life.</w:t>
-      </w:r>
-    </w:p>
-    <w:p>
-      <w:pPr>
-        <w:spacing w:line="240" w:lineRule="auto"/>
-        <w:contextualSpacing/>
-        <w:rPr>
-          <w:sz w:val="24"/>
-          <w:lang w:val="en-US"/>
-        </w:rPr>
-      </w:pPr>
-      <w:r>
-        <w:rPr>
-          <w:sz w:val="24"/>
-          <w:lang w:val="en-US"/>
-        </w:rPr>
-        <w:t>why</w:t>
-      </w:r>
-      <w:r>
-        <w:rPr>
-          <w:sz w:val="24"/>
-          <w:lang w:val="en-US"/>
-        </w:rPr>
-        <w:t xml:space="preserve"> my dad </w:t>
-      </w:r>
-      <w:r>
-        <w:rPr>
-          <w:sz w:val="24"/>
-          <w:lang w:val="en-US"/>
-        </w:rPr>
-        <w:t>becomes pensive</w:t>
-      </w:r>
-      <w:r>
-        <w:rPr>
-          <w:sz w:val="24"/>
-          <w:lang w:val="en-US"/>
-        </w:rPr>
-        <w:t xml:space="preserve"> when listening to </w:t>
+        <w:t>it was my first proof that before us,</w:t>
+      </w:r>
+    </w:p>
+    <w:p>
+      <w:pPr>
+        <w:spacing w:line="240" w:lineRule="auto"/>
+        <w:contextualSpacing/>
+        <w:rPr>
+          <w:sz w:val="24"/>
+          <w:lang w:val="en-US"/>
+        </w:rPr>
+      </w:pPr>
+      <w:r>
+        <w:rPr>
+          <w:sz w:val="24"/>
+          <w:lang w:val="en-US"/>
+        </w:rPr>
+        <w:t>life did exist after all.</w:t>
+      </w:r>
+    </w:p>
+    <w:p>
+      <w:pPr>
+        <w:spacing w:line="240" w:lineRule="auto"/>
+        <w:contextualSpacing/>
+        <w:rPr>
+          <w:sz w:val="24"/>
+          <w:lang w:val="en-US"/>
+        </w:rPr>
+      </w:pPr>
+      <w:r>
+        <w:rPr>
+          <w:sz w:val="24"/>
+          <w:lang w:val="en-US"/>
+        </w:rPr>
+        <w:t xml:space="preserve">why dad grows pensive when listening to </w:t>
       </w:r>
       <w:proofErr w:type="spellStart"/>
       <w:r>
@@ -151,11 +121,18 @@
           <w:sz w:val="24"/>
           <w:lang w:val="en-US"/>
         </w:rPr>
-        <w:t>Indexi</w:t>
+        <w:t>indexi</w:t>
       </w:r>
       <w:proofErr w:type="spellEnd"/>
       <w:r>
         <w:rPr>
+          <w:sz w:val="24"/>
+          <w:lang w:val="en-US"/>
+        </w:rPr>
+        <w:t>,</w:t>
+      </w:r>
+      <w:r>
+        <w:rPr>
           <w:rStyle w:val="FootnoteReference"/>
           <w:sz w:val="24"/>
           <w:lang w:val="en-US"/>
@@ -177,54 +154,41 @@
           <w:sz w:val="24"/>
           <w:lang w:val="en-US"/>
         </w:rPr>
-        <w:t>thugs in the school hallway</w:t>
-      </w:r>
-      <w:r>
-        <w:rPr>
-          <w:sz w:val="24"/>
-          <w:lang w:val="en-US"/>
-        </w:rPr>
-        <w:t xml:space="preserve"> whispered to me</w:t>
-      </w:r>
-    </w:p>
-    <w:p>
-      <w:pPr>
-        <w:spacing w:line="240" w:lineRule="auto"/>
-        <w:contextualSpacing/>
-        <w:rPr>
-          <w:sz w:val="24"/>
-          <w:lang w:val="en-US"/>
-        </w:rPr>
-      </w:pPr>
-      <w:r>
-        <w:rPr>
-          <w:sz w:val="24"/>
-          <w:lang w:val="en-US"/>
-        </w:rPr>
-        <w:t>and what is an embryo and how it dies, so suddenly, out of the blue</w:t>
-      </w:r>
-    </w:p>
-    <w:p>
-      <w:pPr>
-        <w:spacing w:line="240" w:lineRule="auto"/>
-        <w:contextualSpacing/>
-        <w:rPr>
-          <w:sz w:val="24"/>
-          <w:lang w:val="en-US"/>
-        </w:rPr>
-      </w:pPr>
-      <w:r>
-        <w:rPr>
-          <w:sz w:val="24"/>
-        </w:rPr>
-        <w:t xml:space="preserve">– </w:t>
-      </w:r>
-      <w:r>
-        <w:rPr>
-          <w:sz w:val="24"/>
-          <w:lang w:val="en-US"/>
-        </w:rPr>
-        <w:t>all of that they thought me at school.</w:t>
+        <w:t>the little rascals whispered to me in the school hallway,</w:t>
+      </w:r>
+    </w:p>
+    <w:p>
+      <w:pPr>
+        <w:spacing w:line="240" w:lineRule="auto"/>
+        <w:contextualSpacing/>
+        <w:rPr>
+          <w:sz w:val="24"/>
+          <w:lang w:val="en-US"/>
+        </w:rPr>
+      </w:pPr>
+      <w:r>
+        <w:rPr>
+          <w:sz w:val="24"/>
+          <w:lang w:val="en-US"/>
+        </w:rPr>
+        <w:t>and what an embryo is and how it dies, so suddenly, out of the blue</w:t>
+      </w:r>
+    </w:p>
+    <w:p>
+      <w:pPr>
+        <w:spacing w:line="240" w:lineRule="auto"/>
+        <w:contextualSpacing/>
+        <w:rPr>
+          <w:sz w:val="24"/>
+          <w:lang w:val="en-US"/>
+        </w:rPr>
+      </w:pPr>
+      <w:r>
+        <w:rPr>
+          <w:sz w:val="24"/>
+          <w:lang w:val="en-US"/>
+        </w:rPr>
+        <w:t>– all of that they taught me at school.</w:t>
       </w:r>
     </w:p>
     <w:p>
@@ -258,120 +222,124 @@
           <w:sz w:val="24"/>
           <w:lang w:val="en-US"/>
         </w:rPr>
-        <w:t xml:space="preserve">was </w:t>
-      </w:r>
-      <w:r>
-        <w:rPr>
-          <w:sz w:val="24"/>
-          <w:lang w:val="en-US"/>
-        </w:rPr>
-        <w:t>show</w:t>
-      </w:r>
-      <w:r>
-        <w:rPr>
-          <w:sz w:val="24"/>
-          <w:lang w:val="en-US"/>
-        </w:rPr>
-        <w:t>ing</w:t>
-      </w:r>
-      <w:r>
-        <w:rPr>
-          <w:sz w:val="24"/>
-          <w:lang w:val="en-US"/>
-        </w:rPr>
-        <w:t xml:space="preserve"> me an evening star</w:t>
-      </w:r>
-      <w:r>
-        <w:rPr>
-          <w:sz w:val="24"/>
-          <w:lang w:val="en-US"/>
-        </w:rPr>
-        <w:t xml:space="preserve"> and saying</w:t>
-      </w:r>
-    </w:p>
-    <w:p>
-      <w:pPr>
-        <w:spacing w:line="240" w:lineRule="auto"/>
-        <w:contextualSpacing/>
-        <w:rPr>
-          <w:sz w:val="24"/>
-          <w:lang w:val="en-US"/>
-        </w:rPr>
-      </w:pPr>
-      <w:r>
-        <w:rPr>
-          <w:sz w:val="24"/>
-          <w:lang w:val="en-US"/>
-        </w:rPr>
-        <w:t>“mashallah, I do not believe in coincidence”,</w:t>
-      </w:r>
-    </w:p>
-    <w:p>
-      <w:pPr>
-        <w:spacing w:line="240" w:lineRule="auto"/>
-        <w:contextualSpacing/>
-        <w:rPr>
-          <w:sz w:val="24"/>
-          <w:lang w:val="en-US"/>
-        </w:rPr>
-      </w:pPr>
-      <w:r>
-        <w:rPr>
-          <w:sz w:val="24"/>
-          <w:lang w:val="en-US"/>
-        </w:rPr>
-        <w:t>but at the time I was already the woman in someone’s photograph</w:t>
-      </w:r>
-    </w:p>
-    <w:p>
-      <w:pPr>
-        <w:spacing w:line="240" w:lineRule="auto"/>
-        <w:contextualSpacing/>
-        <w:rPr>
-          <w:sz w:val="24"/>
-          <w:lang w:val="en-US"/>
-        </w:rPr>
-      </w:pPr>
-      <w:r>
-        <w:rPr>
-          <w:sz w:val="24"/>
-          <w:lang w:val="en-US"/>
-        </w:rPr>
-        <w:t>and knew a bit about fate</w:t>
-      </w:r>
-    </w:p>
-    <w:p>
-      <w:pPr>
-        <w:spacing w:line="240" w:lineRule="auto"/>
-        <w:contextualSpacing/>
-        <w:rPr>
-          <w:sz w:val="24"/>
-          <w:lang w:val="en-US"/>
-        </w:rPr>
-      </w:pPr>
-      <w:r>
-        <w:rPr>
-          <w:sz w:val="24"/>
-          <w:lang w:val="en-US"/>
-        </w:rPr>
-        <w:t>and how sometimes one has got to arrive late</w:t>
-      </w:r>
-    </w:p>
-    <w:p>
-      <w:pPr>
-        <w:spacing w:line="240" w:lineRule="auto"/>
-        <w:contextualSpacing/>
-        <w:rPr>
-          <w:sz w:val="24"/>
-          <w:lang w:val="en-US"/>
-        </w:rPr>
-      </w:pPr>
-      <w:r>
-        <w:rPr>
-          <w:sz w:val="24"/>
-          <w:lang w:val="en-US"/>
-        </w:rPr>
-        <w:t>to arrive at all.</w:t>
+        <w:t>pointed out the morning star to me and said,</w:t>
+      </w:r>
+    </w:p>
+    <w:p>
+      <w:pPr>
+        <w:spacing w:line="240" w:lineRule="auto"/>
+        <w:contextualSpacing/>
+        <w:rPr>
+          <w:sz w:val="24"/>
+          <w:lang w:val="en-US"/>
+        </w:rPr>
+      </w:pPr>
+      <w:r>
+        <w:rPr>
+          <w:sz w:val="24"/>
+          <w:lang w:val="en-US"/>
+        </w:rPr>
+        <w:t xml:space="preserve">“mashallah, </w:t>
+      </w:r>
+      <w:proofErr w:type="spellStart"/>
+      <w:r>
+        <w:rPr>
+          <w:sz w:val="24"/>
+          <w:lang w:val="en-US"/>
+        </w:rPr>
+        <w:t>i</w:t>
+      </w:r>
+      <w:proofErr w:type="spellEnd"/>
+      <w:r>
+        <w:rPr>
+          <w:sz w:val="24"/>
+          <w:lang w:val="en-US"/>
+        </w:rPr>
+        <w:t xml:space="preserve"> do not believe in coincidence,”</w:t>
+      </w:r>
+    </w:p>
+    <w:p>
+      <w:pPr>
+        <w:spacing w:line="240" w:lineRule="auto"/>
+        <w:contextualSpacing/>
+        <w:rPr>
+          <w:sz w:val="24"/>
+          <w:lang w:val="en-US"/>
+        </w:rPr>
+      </w:pPr>
+      <w:r>
+        <w:rPr>
+          <w:sz w:val="24"/>
+          <w:lang w:val="en-US"/>
+        </w:rPr>
+        <w:t xml:space="preserve">but by then, </w:t>
+      </w:r>
+      <w:proofErr w:type="spellStart"/>
+      <w:r>
+        <w:rPr>
+          <w:sz w:val="24"/>
+          <w:lang w:val="en-US"/>
+        </w:rPr>
+        <w:t>i</w:t>
+      </w:r>
+      <w:proofErr w:type="spellEnd"/>
+      <w:r>
+        <w:rPr>
+          <w:sz w:val="24"/>
+          <w:lang w:val="en-US"/>
+        </w:rPr>
+        <w:t xml:space="preserve"> was already the woman in someone else’s photograph</w:t>
+      </w:r>
+    </w:p>
+    <w:p>
+      <w:pPr>
+        <w:spacing w:line="240" w:lineRule="auto"/>
+        <w:contextualSpacing/>
+        <w:rPr>
+          <w:sz w:val="24"/>
+          <w:lang w:val="en-US"/>
+        </w:rPr>
+      </w:pPr>
+      <w:r>
+        <w:rPr>
+          <w:sz w:val="24"/>
+          <w:lang w:val="en-US"/>
+        </w:rPr>
+        <w:t>and knew a thing or two about fate,</w:t>
+      </w:r>
+    </w:p>
+    <w:p>
+      <w:pPr>
+        <w:spacing w:line="240" w:lineRule="auto"/>
+        <w:contextualSpacing/>
+        <w:rPr>
+          <w:sz w:val="24"/>
+          <w:lang w:val="en-US"/>
+        </w:rPr>
+      </w:pPr>
+      <w:r>
+        <w:rPr>
+          <w:sz w:val="24"/>
+          <w:lang w:val="en-US"/>
+        </w:rPr>
+        <w:t>and how sometimes you have to arrive late</w:t>
+      </w:r>
+    </w:p>
+    <w:p>
+      <w:pPr>
+        <w:spacing w:line="240" w:lineRule="auto"/>
+        <w:contextualSpacing/>
+        <w:rPr>
+          <w:sz w:val="24"/>
+          <w:lang w:val="en-US"/>
+        </w:rPr>
+      </w:pPr>
+      <w:r>
+        <w:rPr>
+          <w:sz w:val="24"/>
+          <w:lang w:val="en-US"/>
+        </w:rPr>
+        <w:t>just to arrive at all.</w:t>
       </w:r>
     </w:p>
     <w:p>
@@ -405,38 +373,24 @@
           <w:sz w:val="24"/>
           <w:lang w:val="en-US"/>
         </w:rPr>
-        <w:t>mom still has friends</w:t>
-      </w:r>
-    </w:p>
-    <w:p>
-      <w:pPr>
-        <w:spacing w:line="240" w:lineRule="auto"/>
-        <w:contextualSpacing/>
-        <w:rPr>
-          <w:sz w:val="24"/>
-          <w:lang w:val="en-US"/>
-        </w:rPr>
-      </w:pPr>
-      <w:r>
-        <w:rPr>
-          <w:sz w:val="24"/>
-          <w:lang w:val="en-US"/>
-        </w:rPr>
-        <w:t xml:space="preserve">and dad </w:t>
-      </w:r>
-      <w:r>
-        <w:rPr>
-          <w:sz w:val="24"/>
-          <w:lang w:val="en-US"/>
-        </w:rPr>
-        <w:t xml:space="preserve">his </w:t>
-      </w:r>
-      <w:r>
-        <w:rPr>
-          <w:sz w:val="24"/>
-          <w:lang w:val="en-US"/>
-        </w:rPr>
-        <w:t>hair.</w:t>
+        <w:t>mom still has her friends,</w:t>
+      </w:r>
+    </w:p>
+    <w:p>
+      <w:pPr>
+        <w:spacing w:line="240" w:lineRule="auto"/>
+        <w:contextualSpacing/>
+        <w:rPr>
+          <w:sz w:val="24"/>
+          <w:lang w:val="en-US"/>
+        </w:rPr>
+      </w:pPr>
+      <w:r>
+        <w:rPr>
+          <w:sz w:val="24"/>
+          <w:lang w:val="en-US"/>
+        </w:rPr>
+        <w:t>and dad his hair.</w:t>
       </w:r>
     </w:p>
     <w:p>
@@ -467,7 +421,7 @@
 </file>
 
 <file path=word/endnotes.xml><?xml version="1.0" encoding="utf-8"?>
-<w:endnotes xmlns:wpc="http://schemas.microsoft.com/office/word/2010/wordprocessingCanvas" xmlns:cx="http://schemas.microsoft.com/office/drawing/2014/chartex" xmlns:cx1="http://schemas.microsoft.com/office/drawing/2015/9/8/chartex" xmlns:cx2="http://schemas.microsoft.com/office/drawing/2015/10/21/chartex" xmlns:cx3="http://schemas.microsoft.com/office/drawing/2016/5/9/chartex" xmlns:cx4="http://schemas.microsoft.com/office/drawing/2016/5/10/chartex" xmlns:cx5="http://schemas.microsoft.com/office/drawing/2016/5/11/chartex" xmlns:cx6="http://schemas.microsoft.com/office/drawing/2016/5/12/chartex" xmlns:cx7="http://schemas.microsoft.com/office/drawing/2016/5/13/chartex" xmlns:cx8="http://schemas.microsoft.com/office/drawing/2016/5/14/chartex" xmlns:mc="http://schemas.openxmlformats.org/markup-compatibility/2006" xmlns:aink="http://schemas.microsoft.com/office/drawing/2016/ink" xmlns:am3d="http://schemas.microsoft.com/office/drawing/2017/model3d" xmlns:o="urn:schemas-microsoft-com:office:office" xmlns:r="http://schemas.openxmlformats.org/officeDocument/2006/relationships" xmlns:m="http://schemas.openxmlformats.org/officeDocument/2006/math" xmlns:v="urn:schemas-microsoft-com:vml" xmlns:wp14="http://schemas.microsoft.com/office/word/2010/wordprocessingDrawing" xmlns:wp="http://schemas.openxmlformats.org/drawingml/2006/wordprocessingDrawing" xmlns:w10="urn:schemas-microsoft-com:office:word" xmlns:w="http://schemas.openxmlformats.org/wordprocessingml/2006/main" xmlns:w14="http://schemas.microsoft.com/office/word/2010/wordml" xmlns:w15="http://schemas.microsoft.com/office/word/2012/wordml" xmlns:w16cid="http://schemas.microsoft.com/office/word/2016/wordml/cid" xmlns:w16se="http://schemas.microsoft.com/office/word/2015/wordml/symex" xmlns:wpg="http://schemas.microsoft.com/office/word/2010/wordprocessingGroup" xmlns:wpi="http://schemas.microsoft.com/office/word/2010/wordprocessingInk" xmlns:wne="http://schemas.microsoft.com/office/word/2006/wordml" xmlns:wps="http://schemas.microsoft.com/office/word/2010/wordprocessingShape" mc:Ignorable="w14 w15 w16se w16cid wp14">
+<w:endnotes xmlns:wpc="http://schemas.microsoft.com/office/word/2010/wordprocessingCanvas" xmlns:cx="http://schemas.microsoft.com/office/drawing/2014/chartex" xmlns:cx1="http://schemas.microsoft.com/office/drawing/2015/9/8/chartex" xmlns:cx2="http://schemas.microsoft.com/office/drawing/2015/10/21/chartex" xmlns:cx3="http://schemas.microsoft.com/office/drawing/2016/5/9/chartex" xmlns:cx4="http://schemas.microsoft.com/office/drawing/2016/5/10/chartex" xmlns:cx5="http://schemas.microsoft.com/office/drawing/2016/5/11/chartex" xmlns:cx6="http://schemas.microsoft.com/office/drawing/2016/5/12/chartex" xmlns:cx7="http://schemas.microsoft.com/office/drawing/2016/5/13/chartex" xmlns:cx8="http://schemas.microsoft.com/office/drawing/2016/5/14/chartex" xmlns:mc="http://schemas.openxmlformats.org/markup-compatibility/2006" xmlns:aink="http://schemas.microsoft.com/office/drawing/2016/ink" xmlns:am3d="http://schemas.microsoft.com/office/drawing/2017/model3d" xmlns:o="urn:schemas-microsoft-com:office:office" xmlns:oel="http://schemas.microsoft.com/office/2019/extlst" xmlns:r="http://schemas.openxmlformats.org/officeDocument/2006/relationships" xmlns:m="http://schemas.openxmlformats.org/officeDocument/2006/math" xmlns:v="urn:schemas-microsoft-com:vml" xmlns:wp14="http://schemas.microsoft.com/office/word/2010/wordprocessingDrawing" xmlns:wp="http://schemas.openxmlformats.org/drawingml/2006/wordprocessingDrawing" xmlns:w10="urn:schemas-microsoft-com:office:word" xmlns:w="http://schemas.openxmlformats.org/wordprocessingml/2006/main" xmlns:w14="http://schemas.microsoft.com/office/word/2010/wordml" xmlns:w15="http://schemas.microsoft.com/office/word/2012/wordml" xmlns:w16cex="http://schemas.microsoft.com/office/word/2018/wordml/cex" xmlns:w16cid="http://schemas.microsoft.com/office/word/2016/wordml/cid" xmlns:w16="http://schemas.microsoft.com/office/word/2018/wordml" xmlns:w16du="http://schemas.microsoft.com/office/word/2023/wordml/word16du" xmlns:w16sdtdh="http://schemas.microsoft.com/office/word/2020/wordml/sdtdatahash" xmlns:w16sdtfl="http://schemas.microsoft.com/office/word/2024/wordml/sdtformatlock" xmlns:w16se="http://schemas.microsoft.com/office/word/2015/wordml/symex" xmlns:wpg="http://schemas.microsoft.com/office/word/2010/wordprocessingGroup" xmlns:wpi="http://schemas.microsoft.com/office/word/2010/wordprocessingInk" xmlns:wne="http://schemas.microsoft.com/office/word/2006/wordml" xmlns:wps="http://schemas.microsoft.com/office/word/2010/wordprocessingShape" mc:Ignorable="w14 w15 w16se w16cid w16 w16cex w16sdtdh w16sdtfl w16du wp14">
   <w:endnote w:type="separator" w:id="-1">
     <w:p>
       <w:pPr>
@@ -492,7 +446,7 @@
 </file>
 
 <file path=word/footnotes.xml><?xml version="1.0" encoding="utf-8"?>
-<w:footnotes xmlns:wpc="http://schemas.microsoft.com/office/word/2010/wordprocessingCanvas" xmlns:cx="http://schemas.microsoft.com/office/drawing/2014/chartex" xmlns:cx1="http://schemas.microsoft.com/office/drawing/2015/9/8/chartex" xmlns:cx2="http://schemas.microsoft.com/office/drawing/2015/10/21/chartex" xmlns:cx3="http://schemas.microsoft.com/office/drawing/2016/5/9/chartex" xmlns:cx4="http://schemas.microsoft.com/office/drawing/2016/5/10/chartex" xmlns:cx5="http://schemas.microsoft.com/office/drawing/2016/5/11/chartex" xmlns:cx6="http://schemas.microsoft.com/office/drawing/2016/5/12/chartex" xmlns:cx7="http://schemas.microsoft.com/office/drawing/2016/5/13/chartex" xmlns:cx8="http://schemas.microsoft.com/office/drawing/2016/5/14/chartex" xmlns:mc="http://schemas.openxmlformats.org/markup-compatibility/2006" xmlns:aink="http://schemas.microsoft.com/office/drawing/2016/ink" xmlns:am3d="http://schemas.microsoft.com/office/drawing/2017/model3d" xmlns:o="urn:schemas-microsoft-com:office:office" xmlns:r="http://schemas.openxmlformats.org/officeDocument/2006/relationships" xmlns:m="http://schemas.openxmlformats.org/officeDocument/2006/math" xmlns:v="urn:schemas-microsoft-com:vml" xmlns:wp14="http://schemas.microsoft.com/office/word/2010/wordprocessingDrawing" xmlns:wp="http://schemas.openxmlformats.org/drawingml/2006/wordprocessingDrawing" xmlns:w10="urn:schemas-microsoft-com:office:word" xmlns:w="http://schemas.openxmlformats.org/wordprocessingml/2006/main" xmlns:w14="http://schemas.microsoft.com/office/word/2010/wordml" xmlns:w15="http://schemas.microsoft.com/office/word/2012/wordml" xmlns:w16cid="http://schemas.microsoft.com/office/word/2016/wordml/cid" xmlns:w16se="http://schemas.microsoft.com/office/word/2015/wordml/symex" xmlns:wpg="http://schemas.microsoft.com/office/word/2010/wordprocessingGroup" xmlns:wpi="http://schemas.microsoft.com/office/word/2010/wordprocessingInk" xmlns:wne="http://schemas.microsoft.com/office/word/2006/wordml" xmlns:wps="http://schemas.microsoft.com/office/word/2010/wordprocessingShape" mc:Ignorable="w14 w15 w16se w16cid wp14">
+<w:footnotes xmlns:wpc="http://schemas.microsoft.com/office/word/2010/wordprocessingCanvas" xmlns:cx="http://schemas.microsoft.com/office/drawing/2014/chartex" xmlns:cx1="http://schemas.microsoft.com/office/drawing/2015/9/8/chartex" xmlns:cx2="http://schemas.microsoft.com/office/drawing/2015/10/21/chartex" xmlns:cx3="http://schemas.microsoft.com/office/drawing/2016/5/9/chartex" xmlns:cx4="http://schemas.microsoft.com/office/drawing/2016/5/10/chartex" xmlns:cx5="http://schemas.microsoft.com/office/drawing/2016/5/11/chartex" xmlns:cx6="http://schemas.microsoft.com/office/drawing/2016/5/12/chartex" xmlns:cx7="http://schemas.microsoft.com/office/drawing/2016/5/13/chartex" xmlns:cx8="http://schemas.microsoft.com/office/drawing/2016/5/14/chartex" xmlns:mc="http://schemas.openxmlformats.org/markup-compatibility/2006" xmlns:aink="http://schemas.microsoft.com/office/drawing/2016/ink" xmlns:am3d="http://schemas.microsoft.com/office/drawing/2017/model3d" xmlns:o="urn:schemas-microsoft-com:office:office" xmlns:oel="http://schemas.microsoft.com/office/2019/extlst" xmlns:r="http://schemas.openxmlformats.org/officeDocument/2006/relationships" xmlns:m="http://schemas.openxmlformats.org/officeDocument/2006/math" xmlns:v="urn:schemas-microsoft-com:vml" xmlns:wp14="http://schemas.microsoft.com/office/word/2010/wordprocessingDrawing" xmlns:wp="http://schemas.openxmlformats.org/drawingml/2006/wordprocessingDrawing" xmlns:w10="urn:schemas-microsoft-com:office:word" xmlns:w="http://schemas.openxmlformats.org/wordprocessingml/2006/main" xmlns:w14="http://schemas.microsoft.com/office/word/2010/wordml" xmlns:w15="http://schemas.microsoft.com/office/word/2012/wordml" xmlns:w16cex="http://schemas.microsoft.com/office/word/2018/wordml/cex" xmlns:w16cid="http://schemas.microsoft.com/office/word/2016/wordml/cid" xmlns:w16="http://schemas.microsoft.com/office/word/2018/wordml" xmlns:w16du="http://schemas.microsoft.com/office/word/2023/wordml/word16du" xmlns:w16sdtdh="http://schemas.microsoft.com/office/word/2020/wordml/sdtdatahash" xmlns:w16sdtfl="http://schemas.microsoft.com/office/word/2024/wordml/sdtformatlock" xmlns:w16se="http://schemas.microsoft.com/office/word/2015/wordml/symex" xmlns:wpg="http://schemas.microsoft.com/office/word/2010/wordprocessingGroup" xmlns:wpi="http://schemas.microsoft.com/office/word/2010/wordprocessingInk" xmlns:wne="http://schemas.microsoft.com/office/word/2006/wordml" xmlns:wps="http://schemas.microsoft.com/office/word/2010/wordprocessingShape" mc:Ignorable="w14 w15 w16se w16cid w16 w16cex w16sdtdh w16sdtfl w16du wp14">
   <w:footnote w:type="separator" w:id="-1">
     <w:p>
       <w:pPr>
@@ -536,7 +490,7 @@
 </file>
 
 <file path=word/styles.xml><?xml version="1.0" encoding="utf-8"?>
-<w:styles xmlns:mc="http://schemas.openxmlformats.org/markup-compatibility/2006" xmlns:r="http://schemas.openxmlformats.org/officeDocument/2006/relationships" xmlns:w="http://schemas.openxmlformats.org/wordprocessingml/2006/main" xmlns:w14="http://schemas.microsoft.com/office/word/2010/wordml" xmlns:w15="http://schemas.microsoft.com/office/word/2012/wordml" xmlns:w16cid="http://schemas.microsoft.com/office/word/2016/wordml/cid" xmlns:w16se="http://schemas.microsoft.com/office/word/2015/wordml/symex" mc:Ignorable="w14 w15 w16se w16cid">
+<w:styles xmlns:mc="http://schemas.openxmlformats.org/markup-compatibility/2006" xmlns:r="http://schemas.openxmlformats.org/officeDocument/2006/relationships" xmlns:w="http://schemas.openxmlformats.org/wordprocessingml/2006/main" xmlns:w14="http://schemas.microsoft.com/office/word/2010/wordml" xmlns:w15="http://schemas.microsoft.com/office/word/2012/wordml" xmlns:w16cex="http://schemas.microsoft.com/office/word/2018/wordml/cex" xmlns:w16cid="http://schemas.microsoft.com/office/word/2016/wordml/cid" xmlns:w16="http://schemas.microsoft.com/office/word/2018/wordml" xmlns:w16du="http://schemas.microsoft.com/office/word/2023/wordml/word16du" xmlns:w16sdtdh="http://schemas.microsoft.com/office/word/2020/wordml/sdtdatahash" xmlns:w16sdtfl="http://schemas.microsoft.com/office/word/2024/wordml/sdtformatlock" xmlns:w16se="http://schemas.microsoft.com/office/word/2015/wordml/symex" mc:Ignorable="w14 w15 w16se w16cid w16 w16cex w16sdtdh w16sdtfl w16du">
   <w:docDefaults>
     <w:rPrDefault>
       <w:rPr>
@@ -940,7 +894,6 @@
   <w:style w:type="character" w:default="1" w:styleId="DefaultParagraphFont">
     <w:name w:val="Default Paragraph Font"/>
     <w:uiPriority w:val="1"/>
-    <w:semiHidden/>
     <w:unhideWhenUsed/>
   </w:style>
   <w:style w:type="table" w:default="1" w:styleId="TableNormal">
@@ -1363,4 +1316,10 @@
     <ds:schemaRef ds:uri="http://schemas.openxmlformats.org/officeDocument/2006/bibliography"/>
   </ds:schemaRefs>
 </ds:datastoreItem>
+</file>
+
+<file path=docMetadata/LabelInfo.xml><?xml version="1.0" encoding="utf-8"?>
+<clbl:labelList xmlns:clbl="http://schemas.microsoft.com/office/2020/mipLabelMetadata">
+  <clbl:label id="{cf8c7287-838c-46dd-b281-b1140229e67a}" enabled="1" method="Privileged" siteId="{75e027c9-20d5-47d5-b82f-77d7cd041e8f}" contentBits="0" removed="0"/>
+</clbl:labelList>
 </file>